--- a/Lumina_IEEE_Research_Paper.docx
+++ b/Lumina_IEEE_Research_Paper.docx
@@ -16,38 +16,6 @@
           <w:szCs w:val="28"/>
         </w:rPr>
         <w:t xml:space="preserve">Lumina: An Intelligent Multi-Agent Adaptive Learning Management System with Bayesian Knowledge Tracing, Deep Knowledge Tracing, and Reinforcement Learning for Personalized Education</w:t>
-      </w:r>
-    </w:p>
-    <w:p>
-      <w:pPr>
-        <w:spacing w:after="40"/>
-        <w:jc w:val="center"/>
-      </w:pPr>
-      <w:r>
-        <w:rPr>
-          <w:rFonts w:ascii="Times New Roman" w:cs="Times New Roman" w:eastAsia="Times New Roman" w:hAnsi="Times New Roman"/>
-          <w:b/>
-          <w:bCs/>
-          <w:sz w:val="22"/>
-          <w:szCs w:val="22"/>
-        </w:rPr>
-        <w:t xml:space="preserve">Dr. Rayudu Srinivas</w:t>
-      </w:r>
-    </w:p>
-    <w:p>
-      <w:pPr>
-        <w:spacing w:after="40"/>
-        <w:jc w:val="center"/>
-      </w:pPr>
-      <w:r>
-        <w:rPr>
-          <w:rFonts w:ascii="Times New Roman" w:cs="Times New Roman" w:eastAsia="Times New Roman" w:hAnsi="Times New Roman"/>
-          <w:i/>
-          <w:iCs/>
-          <w:sz w:val="20"/>
-          <w:szCs w:val="20"/>
-        </w:rPr>
-        <w:t xml:space="preserve">Professor</w:t>
       </w:r>
     </w:p>
     <w:p>
